--- a/research-program/artifacts/work-bundle/docx/README.docx
+++ b/research-program/artifacts/work-bundle/docx/README.docx
@@ -45,6 +45,17 @@
       </w:r>
     </w:p>
     <w:p>
+      <w:r>
+        <w:rPr>
+          <w:rFonts w:ascii="Arial" w:hAnsi="Arial"/>
+          <w:b w:val="0"/>
+          <w:i w:val="0"/>
+          <w:sz w:val="22"/>
+        </w:rPr>
+        <w:t>The second document is a request: it asks this environment's AI assistant for the environment and document-shape information needed to build the next round of tools, and it states explicitly what must never be shared in reply.</w:t>
+      </w:r>
+    </w:p>
+    <w:p>
       <w:pPr>
         <w:pStyle w:val="ListNumber"/>
       </w:pPr>
@@ -74,6 +85,38 @@
           <w:sz w:val="20"/>
         </w:rPr>
         <w:t>00-COVER-MEMO.md</w:t>
+      </w:r>
+    </w:p>
+    <w:p>
+      <w:pPr>
+        <w:pStyle w:val="ListNumber"/>
+      </w:pPr>
+      <w:r>
+        <w:rPr>
+          <w:rFonts w:ascii="Arial" w:hAnsi="Arial"/>
+          <w:b/>
+          <w:i w:val="0"/>
+          <w:sz w:val="22"/>
+        </w:rPr>
+        <w:t>What I am asking for in return, with the do-not-share rules</w:t>
+      </w:r>
+      <w:r>
+        <w:rPr>
+          <w:rFonts w:ascii="Arial" w:hAnsi="Arial"/>
+          <w:b w:val="0"/>
+          <w:i w:val="0"/>
+          <w:sz w:val="22"/>
+        </w:rPr>
+        <w:t xml:space="preserve"> — </w:t>
+      </w:r>
+      <w:r>
+        <w:rPr>
+          <w:rFonts w:ascii="Consolas" w:hAnsi="Consolas"/>
+          <w:b w:val="0"/>
+          <w:i w:val="0"/>
+          <w:sz w:val="20"/>
+        </w:rPr>
+        <w:t>01-INFORMATION-REQUEST.md</w:t>
       </w:r>
     </w:p>
     <w:p>
